--- a/test-harness/corpus/A0/insert/A0-insert.docx
+++ b/test-harness/corpus/A0/insert/A0-insert.docx
@@ -11,14 +11,6 @@
       </w:pPr>
       <w:r/>
       <w:r/>
-    </w:p>
-    <w:p>
-      <w:pPr>
-        <w:pBdr/>
-        <w:spacing/>
-        <w:ind/>
-        <w:rPr/>
-      </w:pPr>
       <w:r>
         <w:rPr>
           <w:rFonts w:hint="default" w:ascii="Times New Roman" w:hAnsi="Times New Roman" w:eastAsia="Times New Roman" w:cs="Times New Roman"/>
@@ -26,15 +18,14 @@
         </w:rPr>
         <w:t xml:space="preserve">XXX</w:t>
       </w:r>
+      <w:r>
+        <w:rPr>
+          <w:rFonts w:hint="default" w:ascii="Times New Roman" w:hAnsi="Times New Roman" w:eastAsia="Times New Roman" w:cs="Times New Roman"/>
+          <w:sz w:val="20"/>
+        </w:rPr>
+        <w:t xml:space="preserve"> </w:t>
+      </w:r>
       <w:r/>
-    </w:p>
-    <w:p>
-      <w:pPr>
-        <w:pBdr/>
-        <w:spacing/>
-        <w:ind/>
-        <w:rPr/>
-      </w:pPr>
       <w:r>
         <w:t xml:space="preserve">The quick brown fox</w:t>
       </w:r>
